--- a/docs/“乐健”项目开发计划.docx
+++ b/docs/“乐健”项目开发计划.docx
@@ -807,8 +807,6 @@
         </w:rPr>
         <w:t>参与安卓/后端/数据库的开发与问题攻关</w:t>
       </w:r>
-      <w:bookmarkStart w:id="0" w:name="_GoBack"/>
-      <w:bookmarkEnd w:id="0"/>
     </w:p>
     <w:p>
       <w:pPr>
@@ -903,16 +901,7 @@
           <w:sz w:val="30"/>
           <w:szCs w:val="30"/>
         </w:rPr>
-        <w:t>第一阶段：</w:t>
-      </w:r>
-      <w:r>
-        <w:rPr>
-          <w:rFonts w:hint="eastAsia" w:ascii="宋体" w:hAnsi="宋体" w:eastAsia="宋体"/>
-          <w:b w:val="0"/>
-          <w:sz w:val="30"/>
-          <w:szCs w:val="30"/>
-        </w:rPr>
-        <w:t>功能闭环完善（第7-8周）</w:t>
+        <w:t>第一阶段：功能闭环完善（第7-8周）</w:t>
       </w:r>
     </w:p>
     <w:p>
@@ -935,6 +924,8 @@
         </w:rPr>
         <w:t>4.1.1 安卓端</w:t>
       </w:r>
+      <w:bookmarkStart w:id="0" w:name="_GoBack"/>
+      <w:bookmarkEnd w:id="0"/>
     </w:p>
     <w:p>
       <w:pPr>
@@ -1037,6 +1028,84 @@
           <w:sz w:val="24"/>
           <w:szCs w:val="24"/>
         </w:rPr>
+        <w:t xml:space="preserve">完成注册页（账号、密码、确认密码）及基础校验 </w:t>
+      </w:r>
+    </w:p>
+    <w:p>
+      <w:pPr>
+        <w:autoSpaceDE w:val="0"/>
+        <w:autoSpaceDN w:val="0"/>
+        <w:adjustRightInd w:val="0"/>
+        <w:spacing w:line="360" w:lineRule="auto"/>
+        <w:jc w:val="left"/>
+        <w:rPr>
+          <w:rFonts w:hint="eastAsia" w:ascii="宋体" w:hAnsi="宋体" w:eastAsia="宋体" w:cs="宋体"/>
+          <w:color w:val="24292E"/>
+          <w:kern w:val="0"/>
+          <w:sz w:val="24"/>
+          <w:szCs w:val="24"/>
+        </w:rPr>
+      </w:pPr>
+      <w:r>
+        <w:rPr>
+          <w:rFonts w:hint="eastAsia" w:ascii="宋体" w:hAnsi="宋体" w:eastAsia="宋体" w:cs="宋体"/>
+          <w:color w:val="24292E"/>
+          <w:kern w:val="0"/>
+          <w:sz w:val="24"/>
+          <w:szCs w:val="24"/>
+        </w:rPr>
+        <w:t xml:space="preserve">打通注册成功后返回登录页流程 </w:t>
+      </w:r>
+    </w:p>
+    <w:p>
+      <w:pPr>
+        <w:autoSpaceDE w:val="0"/>
+        <w:autoSpaceDN w:val="0"/>
+        <w:adjustRightInd w:val="0"/>
+        <w:spacing w:line="360" w:lineRule="auto"/>
+        <w:jc w:val="left"/>
+        <w:rPr>
+          <w:rFonts w:hint="eastAsia" w:ascii="宋体" w:hAnsi="宋体" w:eastAsia="宋体" w:cs="宋体"/>
+          <w:color w:val="24292E"/>
+          <w:kern w:val="0"/>
+          <w:sz w:val="24"/>
+          <w:szCs w:val="24"/>
+        </w:rPr>
+      </w:pPr>
+      <w:r>
+        <w:rPr>
+          <w:rFonts w:hint="eastAsia" w:ascii="宋体" w:hAnsi="宋体" w:eastAsia="宋体" w:cs="宋体"/>
+          <w:color w:val="24292E"/>
+          <w:kern w:val="0"/>
+          <w:sz w:val="24"/>
+          <w:szCs w:val="24"/>
+        </w:rPr>
+        <w:t>完成登录+注册双入口认证闭环</w:t>
+      </w:r>
+    </w:p>
+    <w:p>
+      <w:pPr>
+        <w:autoSpaceDE w:val="0"/>
+        <w:autoSpaceDN w:val="0"/>
+        <w:adjustRightInd w:val="0"/>
+        <w:spacing w:line="360" w:lineRule="auto"/>
+        <w:jc w:val="left"/>
+        <w:rPr>
+          <w:rFonts w:hint="eastAsia" w:ascii="宋体" w:hAnsi="宋体" w:eastAsia="宋体" w:cs="宋体"/>
+          <w:color w:val="24292E"/>
+          <w:kern w:val="0"/>
+          <w:sz w:val="24"/>
+          <w:szCs w:val="24"/>
+        </w:rPr>
+      </w:pPr>
+      <w:r>
+        <w:rPr>
+          <w:rFonts w:hint="eastAsia" w:ascii="宋体" w:hAnsi="宋体" w:eastAsia="宋体" w:cs="宋体"/>
+          <w:color w:val="24292E"/>
+          <w:kern w:val="0"/>
+          <w:sz w:val="24"/>
+          <w:szCs w:val="24"/>
+        </w:rPr>
         <w:t xml:space="preserve">4.1.2 后端端 </w:t>
       </w:r>
     </w:p>
@@ -1115,6 +1184,74 @@
           <w:sz w:val="24"/>
           <w:szCs w:val="24"/>
         </w:rPr>
+        <w:t xml:space="preserve">新增注册接口：POST /register </w:t>
+      </w:r>
+    </w:p>
+    <w:p>
+      <w:pPr>
+        <w:autoSpaceDE w:val="0"/>
+        <w:autoSpaceDN w:val="0"/>
+        <w:adjustRightInd w:val="0"/>
+        <w:spacing w:line="360" w:lineRule="auto"/>
+        <w:jc w:val="left"/>
+        <w:rPr>
+          <w:rFonts w:hint="eastAsia" w:ascii="宋体" w:hAnsi="宋体" w:eastAsia="宋体" w:cs="宋体"/>
+          <w:color w:val="24292E"/>
+          <w:kern w:val="0"/>
+          <w:sz w:val="24"/>
+          <w:szCs w:val="24"/>
+        </w:rPr>
+      </w:pPr>
+      <w:r>
+        <w:rPr>
+          <w:rFonts w:hint="eastAsia" w:ascii="宋体" w:hAnsi="宋体" w:eastAsia="宋体" w:cs="宋体"/>
+          <w:color w:val="24292E"/>
+          <w:kern w:val="0"/>
+          <w:sz w:val="24"/>
+          <w:szCs w:val="24"/>
+        </w:rPr>
+        <w:t>统一认证接口返回结构：{code,message,data}</w:t>
+      </w:r>
+    </w:p>
+    <w:p>
+      <w:pPr>
+        <w:autoSpaceDE w:val="0"/>
+        <w:autoSpaceDN w:val="0"/>
+        <w:adjustRightInd w:val="0"/>
+        <w:spacing w:line="360" w:lineRule="auto"/>
+        <w:jc w:val="left"/>
+        <w:rPr>
+          <w:rFonts w:hint="eastAsia" w:ascii="宋体" w:hAnsi="宋体" w:eastAsia="宋体" w:cs="宋体"/>
+          <w:color w:val="24292E"/>
+          <w:kern w:val="0"/>
+          <w:sz w:val="24"/>
+          <w:szCs w:val="24"/>
+        </w:rPr>
+      </w:pPr>
+    </w:p>
+    <w:p>
+      <w:pPr>
+        <w:autoSpaceDE w:val="0"/>
+        <w:autoSpaceDN w:val="0"/>
+        <w:adjustRightInd w:val="0"/>
+        <w:spacing w:line="360" w:lineRule="auto"/>
+        <w:jc w:val="left"/>
+        <w:rPr>
+          <w:rFonts w:hint="eastAsia" w:ascii="宋体" w:hAnsi="宋体" w:eastAsia="宋体" w:cs="宋体"/>
+          <w:color w:val="24292E"/>
+          <w:kern w:val="0"/>
+          <w:sz w:val="24"/>
+          <w:szCs w:val="24"/>
+        </w:rPr>
+      </w:pPr>
+      <w:r>
+        <w:rPr>
+          <w:rFonts w:hint="eastAsia" w:ascii="宋体" w:hAnsi="宋体" w:eastAsia="宋体" w:cs="宋体"/>
+          <w:color w:val="24292E"/>
+          <w:kern w:val="0"/>
+          <w:sz w:val="24"/>
+          <w:szCs w:val="24"/>
+        </w:rPr>
         <w:t xml:space="preserve">4.1.3 阶段产出 </w:t>
       </w:r>
     </w:p>
@@ -1152,10 +1289,11 @@
         <w:spacing w:line="360" w:lineRule="auto"/>
         <w:jc w:val="left"/>
         <w:rPr>
-          <w:rFonts w:hint="eastAsia" w:ascii="宋体" w:hAnsi="宋体" w:eastAsia="宋体"/>
-          <w:b w:val="0"/>
-          <w:sz w:val="30"/>
-          <w:szCs w:val="30"/>
+          <w:rFonts w:hint="eastAsia" w:ascii="宋体" w:hAnsi="宋体" w:eastAsia="宋体" w:cs="宋体"/>
+          <w:color w:val="24292E"/>
+          <w:kern w:val="0"/>
+          <w:sz w:val="24"/>
+          <w:szCs w:val="24"/>
         </w:rPr>
       </w:pPr>
       <w:r>
@@ -1168,6 +1306,22 @@
         </w:rPr>
         <w:t>后端接口定义冻结（字段/错误码统一）</w:t>
       </w:r>
+    </w:p>
+    <w:p>
+      <w:pPr>
+        <w:autoSpaceDE w:val="0"/>
+        <w:autoSpaceDN w:val="0"/>
+        <w:adjustRightInd w:val="0"/>
+        <w:spacing w:line="360" w:lineRule="auto"/>
+        <w:jc w:val="left"/>
+        <w:rPr>
+          <w:rFonts w:hint="eastAsia" w:ascii="宋体" w:hAnsi="宋体" w:eastAsia="宋体" w:cs="宋体"/>
+          <w:color w:val="24292E"/>
+          <w:kern w:val="0"/>
+          <w:sz w:val="24"/>
+          <w:szCs w:val="24"/>
+        </w:rPr>
+      </w:pPr>
     </w:p>
     <w:p>
       <w:pPr>
@@ -1204,18 +1358,7 @@
           <w:sz w:val="30"/>
           <w:szCs w:val="30"/>
         </w:rPr>
-        <w:t>第二阶段：</w:t>
-      </w:r>
-      <w:r>
-        <w:rPr>
-          <w:rFonts w:hint="eastAsia" w:ascii="宋体" w:hAnsi="宋体" w:eastAsia="宋体" w:cs="宋体"/>
-          <w:bCs/>
-          <w:color w:val="24292E"/>
-          <w:kern w:val="0"/>
-          <w:sz w:val="30"/>
-          <w:szCs w:val="30"/>
-        </w:rPr>
-        <w:t>前后端联调（第9-10周）</w:t>
+        <w:t>第二阶段：前后端联调（第9-10周）</w:t>
       </w:r>
     </w:p>
     <w:p>
@@ -1340,158 +1483,26 @@
     </w:p>
     <w:p>
       <w:pPr>
-        <w:pStyle w:val="5"/>
-        <w:spacing w:before="120" w:after="120" w:line="360" w:lineRule="auto"/>
-        <w:rPr>
-          <w:rFonts w:ascii="宋体" w:hAnsi="宋体" w:eastAsia="宋体"/>
-          <w:b w:val="0"/>
-          <w:sz w:val="24"/>
-          <w:szCs w:val="24"/>
-        </w:rPr>
-      </w:pPr>
-      <w:r>
-        <w:rPr>
-          <w:rFonts w:ascii="宋体" w:hAnsi="宋体" w:eastAsia="宋体"/>
-          <w:b w:val="0"/>
-          <w:sz w:val="24"/>
-          <w:szCs w:val="24"/>
-        </w:rPr>
-        <w:t xml:space="preserve">4.2.2 质量控制 </w:t>
-      </w:r>
-    </w:p>
-    <w:p>
-      <w:pPr>
-        <w:pStyle w:val="5"/>
-        <w:spacing w:before="120" w:after="120" w:line="360" w:lineRule="auto"/>
-        <w:rPr>
-          <w:rFonts w:ascii="宋体" w:hAnsi="宋体" w:eastAsia="宋体"/>
-          <w:b w:val="0"/>
-          <w:sz w:val="24"/>
-          <w:szCs w:val="24"/>
-        </w:rPr>
-      </w:pPr>
-      <w:r>
-        <w:rPr>
-          <w:rFonts w:ascii="宋体" w:hAnsi="宋体" w:eastAsia="宋体"/>
-          <w:b w:val="0"/>
-          <w:sz w:val="24"/>
-          <w:szCs w:val="24"/>
-        </w:rPr>
-        <w:t xml:space="preserve">统一返回结构：code/message/data </w:t>
-      </w:r>
-    </w:p>
-    <w:p>
-      <w:pPr>
-        <w:pStyle w:val="5"/>
-        <w:spacing w:before="120" w:after="120" w:line="360" w:lineRule="auto"/>
-        <w:rPr>
-          <w:rFonts w:ascii="宋体" w:hAnsi="宋体" w:eastAsia="宋体"/>
-          <w:b w:val="0"/>
-          <w:sz w:val="24"/>
-          <w:szCs w:val="24"/>
-        </w:rPr>
-      </w:pPr>
-      <w:r>
-        <w:rPr>
-          <w:rFonts w:ascii="宋体" w:hAnsi="宋体" w:eastAsia="宋体"/>
-          <w:b w:val="0"/>
-          <w:sz w:val="24"/>
-          <w:szCs w:val="24"/>
-        </w:rPr>
-        <w:t xml:space="preserve">统一异常处理：网络异常、业务失败、token失效 </w:t>
-      </w:r>
-    </w:p>
-    <w:p>
-      <w:pPr>
-        <w:pStyle w:val="5"/>
-        <w:spacing w:before="120" w:after="120" w:line="360" w:lineRule="auto"/>
-        <w:rPr>
-          <w:rFonts w:ascii="宋体" w:hAnsi="宋体" w:eastAsia="宋体"/>
-          <w:b w:val="0"/>
-          <w:sz w:val="24"/>
-          <w:szCs w:val="24"/>
-        </w:rPr>
-      </w:pPr>
-      <w:r>
-        <w:rPr>
-          <w:rFonts w:ascii="宋体" w:hAnsi="宋体" w:eastAsia="宋体"/>
-          <w:b w:val="0"/>
-          <w:sz w:val="24"/>
-          <w:szCs w:val="24"/>
-        </w:rPr>
-        <w:t xml:space="preserve">4.2.3 阶段产出 </w:t>
-      </w:r>
-    </w:p>
-    <w:p>
-      <w:pPr>
-        <w:pStyle w:val="5"/>
-        <w:spacing w:before="120" w:after="120" w:line="360" w:lineRule="auto"/>
-        <w:rPr>
-          <w:rFonts w:ascii="宋体" w:hAnsi="宋体" w:eastAsia="宋体" w:cs="MicrosoftYaHei-Bold"/>
-          <w:bCs/>
-          <w:color w:val="24292E"/>
-          <w:kern w:val="0"/>
-          <w:sz w:val="30"/>
-          <w:szCs w:val="30"/>
-        </w:rPr>
-      </w:pPr>
-      <w:r>
-        <w:rPr>
-          <w:rFonts w:ascii="宋体" w:hAnsi="宋体" w:eastAsia="宋体"/>
-          <w:b w:val="0"/>
-          <w:sz w:val="24"/>
-          <w:szCs w:val="24"/>
-        </w:rPr>
-        <w:t>关键页面从本地数据切换为真实接口数据</w:t>
-      </w:r>
-    </w:p>
-    <w:p>
-      <w:pPr>
         <w:pStyle w:val="6"/>
         <w:keepNext w:val="0"/>
         <w:keepLines w:val="0"/>
         <w:widowControl/>
         <w:suppressLineNumbers w:val="0"/>
         <w:rPr>
-          <w:rFonts w:hint="eastAsia" w:ascii="宋体" w:hAnsi="宋体" w:eastAsia="宋体" w:cs="宋体"/>
-          <w:bCs/>
-          <w:color w:val="24292E"/>
-          <w:kern w:val="0"/>
-          <w:sz w:val="30"/>
-          <w:szCs w:val="30"/>
-        </w:rPr>
-      </w:pPr>
-      <w:r>
-        <w:rPr>
-          <w:rFonts w:ascii="宋体" w:hAnsi="宋体" w:eastAsia="宋体" w:cs="SegoeUI-Semibold"/>
-          <w:color w:val="24292E"/>
-          <w:kern w:val="0"/>
-          <w:sz w:val="30"/>
-          <w:szCs w:val="30"/>
-        </w:rPr>
-        <w:t xml:space="preserve">4.3 </w:t>
-      </w:r>
-      <w:r>
-        <w:rPr>
-          <w:rFonts w:hint="eastAsia" w:ascii="宋体" w:hAnsi="宋体" w:eastAsia="宋体" w:cs="宋体"/>
-          <w:bCs/>
-          <w:color w:val="24292E"/>
-          <w:kern w:val="0"/>
-          <w:sz w:val="30"/>
-          <w:szCs w:val="30"/>
-        </w:rPr>
-        <w:t>第三阶段：</w:t>
-      </w:r>
-      <w:r>
-        <w:rPr>
-          <w:rFonts w:hint="eastAsia" w:ascii="宋体" w:hAnsi="宋体" w:eastAsia="宋体" w:cs="宋体"/>
-          <w:bCs/>
-          <w:color w:val="24292E"/>
-          <w:kern w:val="0"/>
-          <w:sz w:val="30"/>
-          <w:szCs w:val="30"/>
-        </w:rPr>
-        <w:t>功能完善与优化（第11周）</w:t>
+          <w:rFonts w:ascii="宋体" w:hAnsi="宋体" w:eastAsia="宋体"/>
+          <w:b w:val="0"/>
+          <w:sz w:val="24"/>
+          <w:szCs w:val="24"/>
+        </w:rPr>
+      </w:pPr>
+      <w:r>
+        <w:rPr>
+          <w:rFonts w:ascii="宋体" w:hAnsi="宋体" w:eastAsia="宋体"/>
+          <w:b w:val="0"/>
+          <w:sz w:val="24"/>
+          <w:szCs w:val="24"/>
+        </w:rPr>
+        <w:t xml:space="preserve">注册接口联调：账号唯一性校验、错误码统一 </w:t>
       </w:r>
     </w:p>
     <w:p>
@@ -1515,9 +1526,115 @@
           <w:sz w:val="24"/>
           <w:szCs w:val="24"/>
         </w:rPr>
-        <w:t xml:space="preserve">4.3.1 功能完善 </w:t>
-      </w:r>
-    </w:p>
+        <w:t>历史记录页由“单条显示”升级为“列表展示（支持日期筛选）”</w:t>
+      </w:r>
+    </w:p>
+    <w:p>
+      <w:pPr>
+        <w:pStyle w:val="5"/>
+        <w:spacing w:before="120" w:after="120" w:line="360" w:lineRule="auto"/>
+        <w:rPr>
+          <w:rFonts w:ascii="宋体" w:hAnsi="宋体" w:eastAsia="宋体"/>
+          <w:b w:val="0"/>
+          <w:sz w:val="24"/>
+          <w:szCs w:val="24"/>
+        </w:rPr>
+      </w:pPr>
+      <w:r>
+        <w:rPr>
+          <w:rFonts w:ascii="宋体" w:hAnsi="宋体" w:eastAsia="宋体"/>
+          <w:b w:val="0"/>
+          <w:sz w:val="24"/>
+          <w:szCs w:val="24"/>
+        </w:rPr>
+        <w:t xml:space="preserve">4.2.2 质量控制 </w:t>
+      </w:r>
+    </w:p>
+    <w:p>
+      <w:pPr>
+        <w:pStyle w:val="5"/>
+        <w:spacing w:before="120" w:after="120" w:line="360" w:lineRule="auto"/>
+        <w:rPr>
+          <w:rFonts w:ascii="宋体" w:hAnsi="宋体" w:eastAsia="宋体"/>
+          <w:b w:val="0"/>
+          <w:sz w:val="24"/>
+          <w:szCs w:val="24"/>
+        </w:rPr>
+      </w:pPr>
+      <w:r>
+        <w:rPr>
+          <w:rFonts w:ascii="宋体" w:hAnsi="宋体" w:eastAsia="宋体"/>
+          <w:b w:val="0"/>
+          <w:sz w:val="24"/>
+          <w:szCs w:val="24"/>
+        </w:rPr>
+        <w:t xml:space="preserve">统一返回结构：code/message/data </w:t>
+      </w:r>
+    </w:p>
+    <w:p>
+      <w:pPr>
+        <w:pStyle w:val="5"/>
+        <w:spacing w:before="120" w:after="120" w:line="360" w:lineRule="auto"/>
+        <w:rPr>
+          <w:rFonts w:ascii="宋体" w:hAnsi="宋体" w:eastAsia="宋体"/>
+          <w:b w:val="0"/>
+          <w:sz w:val="24"/>
+          <w:szCs w:val="24"/>
+        </w:rPr>
+      </w:pPr>
+      <w:r>
+        <w:rPr>
+          <w:rFonts w:ascii="宋体" w:hAnsi="宋体" w:eastAsia="宋体"/>
+          <w:b w:val="0"/>
+          <w:sz w:val="24"/>
+          <w:szCs w:val="24"/>
+        </w:rPr>
+        <w:t xml:space="preserve">统一异常处理：网络异常、业务失败、token失效 </w:t>
+      </w:r>
+    </w:p>
+    <w:p>
+      <w:pPr>
+        <w:pStyle w:val="5"/>
+        <w:spacing w:before="120" w:after="120" w:line="360" w:lineRule="auto"/>
+        <w:rPr>
+          <w:rFonts w:ascii="宋体" w:hAnsi="宋体" w:eastAsia="宋体"/>
+          <w:b w:val="0"/>
+          <w:sz w:val="24"/>
+          <w:szCs w:val="24"/>
+        </w:rPr>
+      </w:pPr>
+      <w:r>
+        <w:rPr>
+          <w:rFonts w:ascii="宋体" w:hAnsi="宋体" w:eastAsia="宋体"/>
+          <w:b w:val="0"/>
+          <w:sz w:val="24"/>
+          <w:szCs w:val="24"/>
+        </w:rPr>
+        <w:t xml:space="preserve">4.2.3 阶段产出 </w:t>
+      </w:r>
+    </w:p>
+    <w:p>
+      <w:pPr>
+        <w:pStyle w:val="5"/>
+        <w:spacing w:before="120" w:after="120" w:line="360" w:lineRule="auto"/>
+        <w:rPr>
+          <w:rFonts w:ascii="宋体" w:hAnsi="宋体" w:eastAsia="宋体"/>
+          <w:b w:val="0"/>
+          <w:sz w:val="24"/>
+          <w:szCs w:val="24"/>
+        </w:rPr>
+      </w:pPr>
+      <w:r>
+        <w:rPr>
+          <w:rFonts w:ascii="宋体" w:hAnsi="宋体" w:eastAsia="宋体"/>
+          <w:b w:val="0"/>
+          <w:sz w:val="24"/>
+          <w:szCs w:val="24"/>
+        </w:rPr>
+        <w:t>关键页面从本地数据切换为真实接口数据</w:t>
+      </w:r>
+    </w:p>
+    <w:p/>
     <w:p>
       <w:pPr>
         <w:pStyle w:val="6"/>
@@ -1526,20 +1643,34 @@
         <w:widowControl/>
         <w:suppressLineNumbers w:val="0"/>
         <w:rPr>
-          <w:rFonts w:ascii="宋体" w:hAnsi="宋体" w:eastAsia="宋体"/>
-          <w:b w:val="0"/>
-          <w:sz w:val="24"/>
-          <w:szCs w:val="24"/>
-        </w:rPr>
-      </w:pPr>
-      <w:r>
-        <w:rPr>
-          <w:rFonts w:ascii="宋体" w:hAnsi="宋体" w:eastAsia="宋体"/>
-          <w:b w:val="0"/>
-          <w:sz w:val="24"/>
-          <w:szCs w:val="24"/>
-        </w:rPr>
-        <w:t xml:space="preserve">完成统计分析页基础展示（可先静态图后动态） </w:t>
+          <w:rFonts w:hint="eastAsia" w:ascii="宋体" w:hAnsi="宋体" w:eastAsia="宋体" w:cs="宋体"/>
+          <w:bCs/>
+          <w:color w:val="24292E"/>
+          <w:kern w:val="0"/>
+          <w:sz w:val="30"/>
+          <w:szCs w:val="30"/>
+        </w:rPr>
+      </w:pPr>
+      <w:r>
+        <w:rPr>
+          <w:rFonts w:ascii="宋体" w:hAnsi="宋体" w:eastAsia="宋体" w:cs="SegoeUI-Semibold"/>
+          <w:color w:val="24292E"/>
+          <w:kern w:val="0"/>
+          <w:sz w:val="30"/>
+          <w:szCs w:val="30"/>
+        </w:rPr>
+        <w:t xml:space="preserve">4.3 </w:t>
+      </w:r>
+      <w:r>
+        <w:rPr>
+          <w:rFonts w:hint="eastAsia" w:ascii="宋体" w:hAnsi="宋体" w:eastAsia="宋体" w:cs="宋体"/>
+          <w:bCs/>
+          <w:color w:val="24292E"/>
+          <w:kern w:val="0"/>
+          <w:sz w:val="30"/>
+          <w:szCs w:val="30"/>
+        </w:rPr>
+        <w:t>第三阶段：功能完善与优化（第11周）</w:t>
       </w:r>
     </w:p>
     <w:p>
@@ -1563,7 +1694,7 @@
           <w:sz w:val="24"/>
           <w:szCs w:val="24"/>
         </w:rPr>
-        <w:t xml:space="preserve">增加健康提醒入口与个人中心基础信息 </w:t>
+        <w:t xml:space="preserve">4.3.1 功能完善 </w:t>
       </w:r>
     </w:p>
     <w:p>
@@ -1587,7 +1718,7 @@
           <w:sz w:val="24"/>
           <w:szCs w:val="24"/>
         </w:rPr>
-        <w:t xml:space="preserve">4.3.2 体验优化 </w:t>
+        <w:t xml:space="preserve">完成统计分析页基础展示（可先静态图后动态） </w:t>
       </w:r>
     </w:p>
     <w:p>
@@ -1611,7 +1742,7 @@
           <w:sz w:val="24"/>
           <w:szCs w:val="24"/>
         </w:rPr>
-        <w:t xml:space="preserve">统一UI规范（颜色、字号、间距、按钮样式） </w:t>
+        <w:t xml:space="preserve">增加健康提醒入口与个人中心基础信息 </w:t>
       </w:r>
     </w:p>
     <w:p>
@@ -1635,49 +1766,7 @@
           <w:sz w:val="24"/>
           <w:szCs w:val="24"/>
         </w:rPr>
-        <w:t xml:space="preserve">文案规范化（strings资源化） </w:t>
-      </w:r>
-    </w:p>
-    <w:p>
-      <w:pPr>
-        <w:pStyle w:val="5"/>
-        <w:spacing w:before="120" w:after="120" w:line="360" w:lineRule="auto"/>
-        <w:rPr>
-          <w:rFonts w:ascii="宋体" w:hAnsi="宋体" w:eastAsia="宋体"/>
-          <w:b w:val="0"/>
-          <w:sz w:val="24"/>
-          <w:szCs w:val="24"/>
-        </w:rPr>
-      </w:pPr>
-      <w:r>
-        <w:rPr>
-          <w:rFonts w:ascii="宋体" w:hAnsi="宋体" w:eastAsia="宋体"/>
-          <w:b w:val="0"/>
-          <w:sz w:val="24"/>
-          <w:szCs w:val="24"/>
-        </w:rPr>
-        <w:t xml:space="preserve">4.3.3 阶段产出 </w:t>
-      </w:r>
-    </w:p>
-    <w:p>
-      <w:pPr>
-        <w:pStyle w:val="5"/>
-        <w:spacing w:before="120" w:after="120" w:line="360" w:lineRule="auto"/>
-        <w:rPr>
-          <w:rFonts w:ascii="宋体" w:hAnsi="宋体" w:eastAsia="宋体"/>
-          <w:b w:val="0"/>
-          <w:sz w:val="24"/>
-          <w:szCs w:val="24"/>
-        </w:rPr>
-      </w:pPr>
-      <w:r>
-        <w:rPr>
-          <w:rFonts w:ascii="宋体" w:hAnsi="宋体" w:eastAsia="宋体"/>
-          <w:b w:val="0"/>
-          <w:sz w:val="24"/>
-          <w:szCs w:val="24"/>
-        </w:rPr>
-        <w:t>可演示版本V1.0（业务完整 + 视觉统一）</w:t>
+        <w:t xml:space="preserve">新增健康提醒功能（定时提醒、连续未打卡提醒） </w:t>
       </w:r>
     </w:p>
     <w:p>
@@ -1688,45 +1777,21 @@
         <w:widowControl/>
         <w:suppressLineNumbers w:val="0"/>
         <w:rPr>
-          <w:rFonts w:hint="eastAsia" w:ascii="宋体" w:hAnsi="宋体" w:eastAsia="宋体" w:cs="宋体"/>
-          <w:bCs/>
-          <w:color w:val="24292E"/>
-          <w:kern w:val="0"/>
-          <w:sz w:val="30"/>
-          <w:szCs w:val="30"/>
-        </w:rPr>
-      </w:pPr>
-      <w:r>
-        <w:rPr>
-          <w:rFonts w:ascii="宋体" w:hAnsi="宋体" w:eastAsia="宋体" w:cs="SegoeUI-Semibold"/>
-          <w:color w:val="24292E"/>
-          <w:kern w:val="0"/>
-          <w:sz w:val="30"/>
-          <w:szCs w:val="30"/>
-        </w:rPr>
-        <w:t xml:space="preserve">4.4 </w:t>
-      </w:r>
-      <w:r>
-        <w:rPr>
-          <w:rFonts w:hint="eastAsia" w:ascii="宋体" w:hAnsi="宋体" w:eastAsia="宋体" w:cs="宋体"/>
-          <w:bCs/>
-          <w:color w:val="24292E"/>
-          <w:kern w:val="0"/>
-          <w:sz w:val="30"/>
-          <w:szCs w:val="30"/>
-        </w:rPr>
-        <w:t>第四阶段：</w:t>
-      </w:r>
-      <w:r>
-        <w:rPr>
-          <w:rFonts w:hint="eastAsia" w:ascii="宋体" w:hAnsi="宋体" w:eastAsia="宋体" w:cs="宋体"/>
-          <w:bCs/>
-          <w:color w:val="24292E"/>
-          <w:kern w:val="0"/>
-          <w:sz w:val="30"/>
-          <w:szCs w:val="30"/>
-        </w:rPr>
-        <w:t>测试与缺陷修复（第12周）</w:t>
+          <w:rFonts w:hint="eastAsia" w:ascii="宋体" w:hAnsi="宋体" w:eastAsia="宋体"/>
+          <w:b w:val="0"/>
+          <w:sz w:val="24"/>
+          <w:szCs w:val="24"/>
+          <w:lang w:val="en-US" w:eastAsia="zh-CN"/>
+        </w:rPr>
+      </w:pPr>
+      <w:r>
+        <w:rPr>
+          <w:rFonts w:ascii="宋体" w:hAnsi="宋体" w:eastAsia="宋体"/>
+          <w:b w:val="0"/>
+          <w:sz w:val="24"/>
+          <w:szCs w:val="24"/>
+        </w:rPr>
+        <w:t>新增个人中心目标设置（饮水/睡眠/运动目标）</w:t>
       </w:r>
     </w:p>
     <w:p>
@@ -1750,7 +1815,7 @@
           <w:sz w:val="24"/>
           <w:szCs w:val="24"/>
         </w:rPr>
-        <w:t xml:space="preserve">4.4.1 测试项 </w:t>
+        <w:t xml:space="preserve">4.3.2 体验优化 </w:t>
       </w:r>
     </w:p>
     <w:p>
@@ -1774,7 +1839,7 @@
           <w:sz w:val="24"/>
           <w:szCs w:val="24"/>
         </w:rPr>
-        <w:t xml:space="preserve">功能测试：登录、打卡、历史、退出登录 </w:t>
+        <w:t xml:space="preserve">统一UI规范（颜色、字号、间距、按钮样式） </w:t>
       </w:r>
     </w:p>
     <w:p>
@@ -1798,9 +1863,52 @@
           <w:sz w:val="24"/>
           <w:szCs w:val="24"/>
         </w:rPr>
-        <w:t xml:space="preserve">接口测试：成功路径、异常路径、边界输入 </w:t>
-      </w:r>
-    </w:p>
+        <w:t xml:space="preserve">文案规范化（strings资源化） </w:t>
+      </w:r>
+    </w:p>
+    <w:p>
+      <w:pPr>
+        <w:pStyle w:val="5"/>
+        <w:spacing w:before="120" w:after="120" w:line="360" w:lineRule="auto"/>
+        <w:rPr>
+          <w:rFonts w:ascii="宋体" w:hAnsi="宋体" w:eastAsia="宋体"/>
+          <w:b w:val="0"/>
+          <w:sz w:val="24"/>
+          <w:szCs w:val="24"/>
+        </w:rPr>
+      </w:pPr>
+      <w:r>
+        <w:rPr>
+          <w:rFonts w:ascii="宋体" w:hAnsi="宋体" w:eastAsia="宋体"/>
+          <w:b w:val="0"/>
+          <w:sz w:val="24"/>
+          <w:szCs w:val="24"/>
+        </w:rPr>
+        <w:t xml:space="preserve">4.3.3 阶段产出 </w:t>
+      </w:r>
+    </w:p>
+    <w:p>
+      <w:pPr>
+        <w:pStyle w:val="5"/>
+        <w:spacing w:before="120" w:after="120" w:line="360" w:lineRule="auto"/>
+        <w:rPr>
+          <w:rFonts w:ascii="宋体" w:hAnsi="宋体" w:eastAsia="宋体"/>
+          <w:b w:val="0"/>
+          <w:sz w:val="24"/>
+          <w:szCs w:val="24"/>
+        </w:rPr>
+      </w:pPr>
+      <w:r>
+        <w:rPr>
+          <w:rFonts w:ascii="宋体" w:hAnsi="宋体" w:eastAsia="宋体"/>
+          <w:b w:val="0"/>
+          <w:sz w:val="24"/>
+          <w:szCs w:val="24"/>
+        </w:rPr>
+        <w:t>可演示版本V1.0（业务完整 + 视觉统一）</w:t>
+      </w:r>
+    </w:p>
+    <w:p/>
     <w:p>
       <w:pPr>
         <w:pStyle w:val="6"/>
@@ -1809,20 +1917,34 @@
         <w:widowControl/>
         <w:suppressLineNumbers w:val="0"/>
         <w:rPr>
-          <w:rFonts w:ascii="宋体" w:hAnsi="宋体" w:eastAsia="宋体"/>
-          <w:b w:val="0"/>
-          <w:sz w:val="24"/>
-          <w:szCs w:val="24"/>
-        </w:rPr>
-      </w:pPr>
-      <w:r>
-        <w:rPr>
-          <w:rFonts w:ascii="宋体" w:hAnsi="宋体" w:eastAsia="宋体"/>
-          <w:b w:val="0"/>
-          <w:sz w:val="24"/>
-          <w:szCs w:val="24"/>
-        </w:rPr>
-        <w:t xml:space="preserve">兼容性测试：不同Android版本与屏幕尺寸 </w:t>
+          <w:rFonts w:hint="eastAsia" w:ascii="宋体" w:hAnsi="宋体" w:eastAsia="宋体" w:cs="宋体"/>
+          <w:bCs/>
+          <w:color w:val="24292E"/>
+          <w:kern w:val="0"/>
+          <w:sz w:val="30"/>
+          <w:szCs w:val="30"/>
+        </w:rPr>
+      </w:pPr>
+      <w:r>
+        <w:rPr>
+          <w:rFonts w:ascii="宋体" w:hAnsi="宋体" w:eastAsia="宋体" w:cs="SegoeUI-Semibold"/>
+          <w:color w:val="24292E"/>
+          <w:kern w:val="0"/>
+          <w:sz w:val="30"/>
+          <w:szCs w:val="30"/>
+        </w:rPr>
+        <w:t xml:space="preserve">4.4 </w:t>
+      </w:r>
+      <w:r>
+        <w:rPr>
+          <w:rFonts w:hint="eastAsia" w:ascii="宋体" w:hAnsi="宋体" w:eastAsia="宋体" w:cs="宋体"/>
+          <w:bCs/>
+          <w:color w:val="24292E"/>
+          <w:kern w:val="0"/>
+          <w:sz w:val="30"/>
+          <w:szCs w:val="30"/>
+        </w:rPr>
+        <w:t>第四阶段：测试与缺陷修复（第12周）</w:t>
       </w:r>
     </w:p>
     <w:p>
@@ -1846,7 +1968,7 @@
           <w:sz w:val="24"/>
           <w:szCs w:val="24"/>
         </w:rPr>
-        <w:t xml:space="preserve">4.4.2 缺陷修复 </w:t>
+        <w:t xml:space="preserve">4.4.1 测试项 </w:t>
       </w:r>
     </w:p>
     <w:p>
@@ -1870,7 +1992,7 @@
           <w:sz w:val="24"/>
           <w:szCs w:val="24"/>
         </w:rPr>
-        <w:t xml:space="preserve">修复高优先级Bug </w:t>
+        <w:t xml:space="preserve">功能测试：登录、打卡、历史、退出登录 </w:t>
       </w:r>
     </w:p>
     <w:p>
@@ -1894,6 +2016,102 @@
           <w:sz w:val="24"/>
           <w:szCs w:val="24"/>
         </w:rPr>
+        <w:t xml:space="preserve">接口测试：成功路径、异常路径、边界输入 </w:t>
+      </w:r>
+    </w:p>
+    <w:p>
+      <w:pPr>
+        <w:pStyle w:val="6"/>
+        <w:keepNext w:val="0"/>
+        <w:keepLines w:val="0"/>
+        <w:widowControl/>
+        <w:suppressLineNumbers w:val="0"/>
+        <w:rPr>
+          <w:rFonts w:ascii="宋体" w:hAnsi="宋体" w:eastAsia="宋体"/>
+          <w:b w:val="0"/>
+          <w:sz w:val="24"/>
+          <w:szCs w:val="24"/>
+        </w:rPr>
+      </w:pPr>
+      <w:r>
+        <w:rPr>
+          <w:rFonts w:ascii="宋体" w:hAnsi="宋体" w:eastAsia="宋体"/>
+          <w:b w:val="0"/>
+          <w:sz w:val="24"/>
+          <w:szCs w:val="24"/>
+        </w:rPr>
+        <w:t xml:space="preserve">兼容性测试：不同Android版本与屏幕尺寸 </w:t>
+      </w:r>
+    </w:p>
+    <w:p>
+      <w:pPr>
+        <w:pStyle w:val="6"/>
+        <w:keepNext w:val="0"/>
+        <w:keepLines w:val="0"/>
+        <w:widowControl/>
+        <w:suppressLineNumbers w:val="0"/>
+        <w:rPr>
+          <w:rFonts w:ascii="宋体" w:hAnsi="宋体" w:eastAsia="宋体"/>
+          <w:b w:val="0"/>
+          <w:sz w:val="24"/>
+          <w:szCs w:val="24"/>
+        </w:rPr>
+      </w:pPr>
+      <w:r>
+        <w:rPr>
+          <w:rFonts w:ascii="宋体" w:hAnsi="宋体" w:eastAsia="宋体"/>
+          <w:b w:val="0"/>
+          <w:sz w:val="24"/>
+          <w:szCs w:val="24"/>
+        </w:rPr>
+        <w:t xml:space="preserve">4.4.2 缺陷修复 </w:t>
+      </w:r>
+    </w:p>
+    <w:p>
+      <w:pPr>
+        <w:pStyle w:val="6"/>
+        <w:keepNext w:val="0"/>
+        <w:keepLines w:val="0"/>
+        <w:widowControl/>
+        <w:suppressLineNumbers w:val="0"/>
+        <w:rPr>
+          <w:rFonts w:ascii="宋体" w:hAnsi="宋体" w:eastAsia="宋体"/>
+          <w:b w:val="0"/>
+          <w:sz w:val="24"/>
+          <w:szCs w:val="24"/>
+        </w:rPr>
+      </w:pPr>
+      <w:r>
+        <w:rPr>
+          <w:rFonts w:ascii="宋体" w:hAnsi="宋体" w:eastAsia="宋体"/>
+          <w:b w:val="0"/>
+          <w:sz w:val="24"/>
+          <w:szCs w:val="24"/>
+        </w:rPr>
+        <w:t xml:space="preserve">修复高优先级Bug </w:t>
+      </w:r>
+    </w:p>
+    <w:p>
+      <w:pPr>
+        <w:pStyle w:val="6"/>
+        <w:keepNext w:val="0"/>
+        <w:keepLines w:val="0"/>
+        <w:widowControl/>
+        <w:suppressLineNumbers w:val="0"/>
+        <w:rPr>
+          <w:rFonts w:ascii="宋体" w:hAnsi="宋体" w:eastAsia="宋体"/>
+          <w:b w:val="0"/>
+          <w:sz w:val="24"/>
+          <w:szCs w:val="24"/>
+        </w:rPr>
+      </w:pPr>
+      <w:r>
+        <w:rPr>
+          <w:rFonts w:ascii="宋体" w:hAnsi="宋体" w:eastAsia="宋体"/>
+          <w:b w:val="0"/>
+          <w:sz w:val="24"/>
+          <w:szCs w:val="24"/>
+        </w:rPr>
         <w:t xml:space="preserve">优化性能与页面响应 </w:t>
       </w:r>
     </w:p>
@@ -1923,6 +2141,143 @@
         <w:pStyle w:val="5"/>
         <w:spacing w:before="120" w:after="120" w:line="360" w:lineRule="auto"/>
         <w:rPr>
+          <w:rFonts w:ascii="宋体" w:hAnsi="宋体" w:eastAsia="宋体"/>
+          <w:b w:val="0"/>
+          <w:sz w:val="24"/>
+          <w:szCs w:val="24"/>
+        </w:rPr>
+      </w:pPr>
+      <w:r>
+        <w:rPr>
+          <w:rFonts w:ascii="宋体" w:hAnsi="宋体" w:eastAsia="宋体"/>
+          <w:b w:val="0"/>
+          <w:sz w:val="24"/>
+          <w:szCs w:val="24"/>
+        </w:rPr>
+        <w:t>测试记录与缺陷关闭清单</w:t>
+      </w:r>
+    </w:p>
+    <w:p>
+      <w:pPr>
+        <w:pStyle w:val="5"/>
+        <w:spacing w:before="120" w:after="120" w:line="360" w:lineRule="auto"/>
+        <w:rPr>
+          <w:rFonts w:ascii="宋体" w:hAnsi="宋体" w:eastAsia="宋体"/>
+          <w:b w:val="0"/>
+          <w:sz w:val="24"/>
+          <w:szCs w:val="24"/>
+        </w:rPr>
+      </w:pPr>
+      <w:r>
+        <w:rPr>
+          <w:rFonts w:ascii="宋体" w:hAnsi="宋体" w:eastAsia="宋体"/>
+          <w:b w:val="0"/>
+          <w:sz w:val="24"/>
+          <w:szCs w:val="24"/>
+        </w:rPr>
+        <w:t>4.4.4 管理端最小可演示功能</w:t>
+      </w:r>
+    </w:p>
+    <w:p>
+      <w:pPr>
+        <w:pStyle w:val="5"/>
+        <w:spacing w:before="120" w:after="120" w:line="360" w:lineRule="auto"/>
+        <w:rPr>
+          <w:rFonts w:ascii="宋体" w:hAnsi="宋体" w:eastAsia="宋体"/>
+          <w:b w:val="0"/>
+          <w:sz w:val="24"/>
+          <w:szCs w:val="24"/>
+        </w:rPr>
+      </w:pPr>
+      <w:r>
+        <w:rPr>
+          <w:rFonts w:ascii="宋体" w:hAnsi="宋体" w:eastAsia="宋体"/>
+          <w:b w:val="0"/>
+          <w:sz w:val="24"/>
+          <w:szCs w:val="24"/>
+        </w:rPr>
+        <w:t xml:space="preserve">用户信息管理（查询/状态变更） </w:t>
+      </w:r>
+    </w:p>
+    <w:p>
+      <w:pPr>
+        <w:pStyle w:val="5"/>
+        <w:spacing w:before="120" w:after="120" w:line="360" w:lineRule="auto"/>
+        <w:rPr>
+          <w:rFonts w:ascii="宋体" w:hAnsi="宋体" w:eastAsia="宋体"/>
+          <w:b w:val="0"/>
+          <w:sz w:val="24"/>
+          <w:szCs w:val="24"/>
+        </w:rPr>
+      </w:pPr>
+      <w:r>
+        <w:rPr>
+          <w:rFonts w:ascii="宋体" w:hAnsi="宋体" w:eastAsia="宋体"/>
+          <w:b w:val="0"/>
+          <w:sz w:val="24"/>
+          <w:szCs w:val="24"/>
+        </w:rPr>
+        <w:t xml:space="preserve">用户管理（列表/状态） </w:t>
+      </w:r>
+    </w:p>
+    <w:p>
+      <w:pPr>
+        <w:pStyle w:val="5"/>
+        <w:spacing w:before="120" w:after="120" w:line="360" w:lineRule="auto"/>
+        <w:rPr>
+          <w:rFonts w:ascii="宋体" w:hAnsi="宋体" w:eastAsia="宋体"/>
+          <w:b w:val="0"/>
+          <w:sz w:val="24"/>
+          <w:szCs w:val="24"/>
+        </w:rPr>
+      </w:pPr>
+      <w:r>
+        <w:rPr>
+          <w:rFonts w:ascii="宋体" w:hAnsi="宋体" w:eastAsia="宋体"/>
+          <w:b w:val="0"/>
+          <w:sz w:val="24"/>
+          <w:szCs w:val="24"/>
+        </w:rPr>
+        <w:t xml:space="preserve">公告管理（发布/下线） </w:t>
+      </w:r>
+    </w:p>
+    <w:p>
+      <w:pPr>
+        <w:pStyle w:val="5"/>
+        <w:spacing w:before="120" w:after="120" w:line="360" w:lineRule="auto"/>
+        <w:rPr>
+          <w:rFonts w:ascii="宋体" w:hAnsi="宋体" w:eastAsia="宋体"/>
+          <w:b w:val="0"/>
+          <w:sz w:val="24"/>
+          <w:szCs w:val="24"/>
+        </w:rPr>
+      </w:pPr>
+      <w:r>
+        <w:rPr>
+          <w:rFonts w:ascii="宋体" w:hAnsi="宋体" w:eastAsia="宋体"/>
+          <w:b w:val="0"/>
+          <w:sz w:val="24"/>
+          <w:szCs w:val="24"/>
+        </w:rPr>
+        <w:t>反馈管理（查看/处理）</w:t>
+      </w:r>
+    </w:p>
+    <w:p/>
+    <w:p>
+      <w:pPr>
+        <w:rPr>
+          <w:rFonts w:hint="eastAsia"/>
+        </w:rPr>
+      </w:pPr>
+    </w:p>
+    <w:p>
+      <w:pPr>
+        <w:autoSpaceDE w:val="0"/>
+        <w:autoSpaceDN w:val="0"/>
+        <w:adjustRightInd w:val="0"/>
+        <w:spacing w:line="360" w:lineRule="auto"/>
+        <w:jc w:val="left"/>
+        <w:rPr>
           <w:rFonts w:hint="eastAsia" w:ascii="宋体" w:hAnsi="宋体" w:eastAsia="宋体" w:cs="宋体"/>
           <w:bCs/>
           <w:color w:val="24292E"/>
@@ -1933,362 +2288,336 @@
       </w:pPr>
       <w:r>
         <w:rPr>
-          <w:rFonts w:ascii="宋体" w:hAnsi="宋体" w:eastAsia="宋体"/>
-          <w:b w:val="0"/>
-          <w:sz w:val="24"/>
-          <w:szCs w:val="24"/>
-        </w:rPr>
-        <w:t>测试记录与缺陷关闭清单</w:t>
-      </w:r>
-    </w:p>
-    <w:p>
-      <w:pPr>
-        <w:autoSpaceDE w:val="0"/>
-        <w:autoSpaceDN w:val="0"/>
-        <w:adjustRightInd w:val="0"/>
-        <w:spacing w:line="360" w:lineRule="auto"/>
-        <w:jc w:val="left"/>
-        <w:rPr>
-          <w:rFonts w:hint="eastAsia" w:ascii="宋体" w:hAnsi="宋体" w:eastAsia="宋体" w:cs="宋体"/>
-          <w:bCs/>
+          <w:rFonts w:ascii="宋体" w:hAnsi="宋体" w:eastAsia="宋体" w:cs="SegoeUI-Semibold"/>
           <w:color w:val="24292E"/>
           <w:kern w:val="0"/>
           <w:sz w:val="30"/>
           <w:szCs w:val="30"/>
         </w:rPr>
-      </w:pPr>
-      <w:r>
-        <w:rPr>
-          <w:rFonts w:ascii="宋体" w:hAnsi="宋体" w:eastAsia="宋体" w:cs="SegoeUI-Semibold"/>
+        <w:t xml:space="preserve">4.5 </w:t>
+      </w:r>
+      <w:r>
+        <w:rPr>
+          <w:rFonts w:hint="eastAsia" w:ascii="宋体" w:hAnsi="宋体" w:eastAsia="宋体" w:cs="宋体"/>
+          <w:bCs/>
           <w:color w:val="24292E"/>
           <w:kern w:val="0"/>
           <w:sz w:val="30"/>
           <w:szCs w:val="30"/>
         </w:rPr>
-        <w:t xml:space="preserve">4.5 </w:t>
-      </w:r>
-      <w:r>
-        <w:rPr>
-          <w:rFonts w:hint="eastAsia" w:ascii="宋体" w:hAnsi="宋体" w:eastAsia="宋体" w:cs="宋体"/>
+        <w:t>第五阶段：验收与答辩准备（第13周）</w:t>
+      </w:r>
+    </w:p>
+    <w:p>
+      <w:pPr>
+        <w:autoSpaceDE w:val="0"/>
+        <w:autoSpaceDN w:val="0"/>
+        <w:adjustRightInd w:val="0"/>
+        <w:spacing w:line="360" w:lineRule="auto"/>
+        <w:jc w:val="left"/>
+        <w:rPr>
+          <w:rFonts w:hint="default" w:ascii="宋体" w:hAnsi="宋体" w:eastAsia="宋体"/>
+          <w:b w:val="0"/>
+          <w:sz w:val="24"/>
+          <w:szCs w:val="24"/>
+        </w:rPr>
+      </w:pPr>
+      <w:r>
+        <w:rPr>
+          <w:rFonts w:hint="default" w:ascii="宋体" w:hAnsi="宋体" w:eastAsia="宋体"/>
+          <w:b w:val="0"/>
+          <w:sz w:val="24"/>
+          <w:szCs w:val="24"/>
+        </w:rPr>
+        <w:t>4.5.1 文档整理</w:t>
+      </w:r>
+    </w:p>
+    <w:p>
+      <w:pPr>
+        <w:autoSpaceDE w:val="0"/>
+        <w:autoSpaceDN w:val="0"/>
+        <w:adjustRightInd w:val="0"/>
+        <w:spacing w:line="360" w:lineRule="auto"/>
+        <w:jc w:val="left"/>
+        <w:rPr>
+          <w:rFonts w:hint="default" w:ascii="宋体" w:hAnsi="宋体" w:eastAsia="宋体"/>
+          <w:b w:val="0"/>
+          <w:sz w:val="24"/>
+          <w:szCs w:val="24"/>
+        </w:rPr>
+      </w:pPr>
+      <w:r>
+        <w:rPr>
+          <w:rFonts w:hint="default" w:ascii="宋体" w:hAnsi="宋体" w:eastAsia="宋体"/>
+          <w:b w:val="0"/>
+          <w:sz w:val="24"/>
+          <w:szCs w:val="24"/>
+        </w:rPr>
+        <w:t>项目说明文档</w:t>
+      </w:r>
+    </w:p>
+    <w:p>
+      <w:pPr>
+        <w:autoSpaceDE w:val="0"/>
+        <w:autoSpaceDN w:val="0"/>
+        <w:adjustRightInd w:val="0"/>
+        <w:spacing w:line="360" w:lineRule="auto"/>
+        <w:jc w:val="left"/>
+        <w:rPr>
+          <w:rFonts w:hint="default" w:ascii="宋体" w:hAnsi="宋体" w:eastAsia="宋体"/>
+          <w:b w:val="0"/>
+          <w:sz w:val="24"/>
+          <w:szCs w:val="24"/>
+        </w:rPr>
+      </w:pPr>
+      <w:r>
+        <w:rPr>
+          <w:rFonts w:hint="default" w:ascii="宋体" w:hAnsi="宋体" w:eastAsia="宋体"/>
+          <w:b w:val="0"/>
+          <w:sz w:val="24"/>
+          <w:szCs w:val="24"/>
+        </w:rPr>
+        <w:t>测试报告</w:t>
+      </w:r>
+    </w:p>
+    <w:p>
+      <w:pPr>
+        <w:autoSpaceDE w:val="0"/>
+        <w:autoSpaceDN w:val="0"/>
+        <w:adjustRightInd w:val="0"/>
+        <w:spacing w:line="360" w:lineRule="auto"/>
+        <w:jc w:val="left"/>
+        <w:rPr>
+          <w:rFonts w:hint="default" w:ascii="宋体" w:hAnsi="宋体" w:eastAsia="宋体"/>
+          <w:b w:val="0"/>
+          <w:sz w:val="24"/>
+          <w:szCs w:val="24"/>
+        </w:rPr>
+      </w:pPr>
+      <w:r>
+        <w:rPr>
+          <w:rFonts w:hint="default" w:ascii="宋体" w:hAnsi="宋体" w:eastAsia="宋体"/>
+          <w:b w:val="0"/>
+          <w:sz w:val="24"/>
+          <w:szCs w:val="24"/>
+        </w:rPr>
+        <w:t>部署与运行说明</w:t>
+      </w:r>
+      <w:r>
+        <w:rPr>
+          <w:rFonts w:hint="default" w:ascii="宋体" w:hAnsi="宋体" w:eastAsia="宋体"/>
+          <w:b w:val="0"/>
+          <w:sz w:val="24"/>
+          <w:szCs w:val="24"/>
+        </w:rPr>
+        <w:br w:type="textWrapping"/>
+      </w:r>
+      <w:r>
+        <w:rPr>
+          <w:rFonts w:hint="default" w:ascii="宋体" w:hAnsi="宋体" w:eastAsia="宋体"/>
+          <w:b w:val="0"/>
+          <w:sz w:val="24"/>
+          <w:szCs w:val="24"/>
+        </w:rPr>
+        <w:t>4.5.2 答辩材料</w:t>
+      </w:r>
+    </w:p>
+    <w:p>
+      <w:pPr>
+        <w:autoSpaceDE w:val="0"/>
+        <w:autoSpaceDN w:val="0"/>
+        <w:adjustRightInd w:val="0"/>
+        <w:spacing w:line="360" w:lineRule="auto"/>
+        <w:jc w:val="left"/>
+        <w:rPr>
+          <w:rFonts w:hint="default" w:ascii="宋体" w:hAnsi="宋体" w:eastAsia="宋体"/>
+          <w:b w:val="0"/>
+          <w:sz w:val="24"/>
+          <w:szCs w:val="24"/>
+        </w:rPr>
+      </w:pPr>
+      <w:r>
+        <w:rPr>
+          <w:rFonts w:hint="default" w:ascii="宋体" w:hAnsi="宋体" w:eastAsia="宋体"/>
+          <w:b w:val="0"/>
+          <w:sz w:val="24"/>
+          <w:szCs w:val="24"/>
+        </w:rPr>
+        <w:t>演示脚本（按业务主流程）</w:t>
+      </w:r>
+    </w:p>
+    <w:p>
+      <w:pPr>
+        <w:autoSpaceDE w:val="0"/>
+        <w:autoSpaceDN w:val="0"/>
+        <w:adjustRightInd w:val="0"/>
+        <w:spacing w:line="360" w:lineRule="auto"/>
+        <w:jc w:val="left"/>
+        <w:rPr>
+          <w:rFonts w:hint="default" w:ascii="宋体" w:hAnsi="宋体" w:eastAsia="宋体"/>
+          <w:b w:val="0"/>
+          <w:sz w:val="24"/>
+          <w:szCs w:val="24"/>
+        </w:rPr>
+      </w:pPr>
+      <w:r>
+        <w:rPr>
+          <w:rFonts w:hint="default" w:ascii="宋体" w:hAnsi="宋体" w:eastAsia="宋体"/>
+          <w:b w:val="0"/>
+          <w:sz w:val="24"/>
+          <w:szCs w:val="24"/>
+        </w:rPr>
+        <w:t>成员分工与个人贡献说明</w:t>
+      </w:r>
+      <w:r>
+        <w:rPr>
+          <w:rFonts w:hint="default" w:ascii="宋体" w:hAnsi="宋体" w:eastAsia="宋体"/>
+          <w:b w:val="0"/>
+          <w:sz w:val="24"/>
+          <w:szCs w:val="24"/>
+        </w:rPr>
+        <w:br w:type="textWrapping"/>
+      </w:r>
+      <w:r>
+        <w:rPr>
+          <w:rFonts w:hint="default" w:ascii="宋体" w:hAnsi="宋体" w:eastAsia="宋体"/>
+          <w:b w:val="0"/>
+          <w:sz w:val="24"/>
+          <w:szCs w:val="24"/>
+        </w:rPr>
+        <w:t>4.5.3 阶段产出</w:t>
+      </w:r>
+    </w:p>
+    <w:p>
+      <w:pPr>
+        <w:autoSpaceDE w:val="0"/>
+        <w:autoSpaceDN w:val="0"/>
+        <w:adjustRightInd w:val="0"/>
+        <w:spacing w:line="360" w:lineRule="auto"/>
+        <w:jc w:val="left"/>
+        <w:rPr>
+          <w:rFonts w:hint="default" w:ascii="宋体" w:hAnsi="宋体" w:eastAsia="宋体"/>
+          <w:b w:val="0"/>
+          <w:sz w:val="24"/>
+          <w:szCs w:val="24"/>
+        </w:rPr>
+      </w:pPr>
+      <w:r>
+        <w:rPr>
+          <w:rFonts w:hint="default" w:ascii="宋体" w:hAnsi="宋体" w:eastAsia="宋体"/>
+          <w:b w:val="0"/>
+          <w:sz w:val="24"/>
+          <w:szCs w:val="24"/>
+        </w:rPr>
+        <w:t>最终可提交版本 + 答辩全套材料</w:t>
+      </w:r>
+    </w:p>
+    <w:p>
+      <w:pPr>
+        <w:autoSpaceDE w:val="0"/>
+        <w:autoSpaceDN w:val="0"/>
+        <w:adjustRightInd w:val="0"/>
+        <w:spacing w:line="360" w:lineRule="auto"/>
+        <w:jc w:val="left"/>
+        <w:rPr>
+          <w:rFonts w:hint="default" w:ascii="宋体" w:hAnsi="宋体" w:eastAsia="宋体"/>
+          <w:b w:val="0"/>
+          <w:sz w:val="24"/>
+          <w:szCs w:val="24"/>
+        </w:rPr>
+      </w:pPr>
+    </w:p>
+    <w:p>
+      <w:pPr>
+        <w:autoSpaceDE w:val="0"/>
+        <w:autoSpaceDN w:val="0"/>
+        <w:adjustRightInd w:val="0"/>
+        <w:spacing w:line="360" w:lineRule="auto"/>
+        <w:jc w:val="left"/>
+        <w:rPr>
+          <w:rFonts w:ascii="宋体" w:hAnsi="宋体" w:eastAsia="宋体" w:cs="MicrosoftYaHei-Bold"/>
           <w:bCs/>
+          <w:color w:val="24292E"/>
+          <w:kern w:val="0"/>
+          <w:sz w:val="36"/>
+          <w:szCs w:val="36"/>
+        </w:rPr>
+      </w:pPr>
+      <w:r>
+        <w:rPr>
+          <w:rFonts w:ascii="宋体" w:hAnsi="宋体" w:eastAsia="宋体" w:cs="SegoeUI-Semibold"/>
+          <w:color w:val="24292E"/>
+          <w:kern w:val="0"/>
+          <w:sz w:val="36"/>
+          <w:szCs w:val="36"/>
+        </w:rPr>
+        <w:t xml:space="preserve">5. </w:t>
+      </w:r>
+      <w:r>
+        <w:rPr>
+          <w:rFonts w:hint="eastAsia" w:ascii="宋体" w:hAnsi="宋体" w:eastAsia="宋体" w:cs="宋体"/>
+          <w:bCs/>
+          <w:color w:val="24292E"/>
+          <w:kern w:val="0"/>
+          <w:sz w:val="36"/>
+          <w:szCs w:val="36"/>
+        </w:rPr>
+        <w:t>里程碑规划</w:t>
+      </w:r>
+    </w:p>
+    <w:p>
+      <w:pPr>
+        <w:autoSpaceDE w:val="0"/>
+        <w:autoSpaceDN w:val="0"/>
+        <w:adjustRightInd w:val="0"/>
+        <w:spacing w:line="360" w:lineRule="auto"/>
+        <w:jc w:val="left"/>
+        <w:rPr>
+          <w:rFonts w:hint="eastAsia" w:ascii="宋体" w:hAnsi="宋体" w:eastAsia="宋体" w:cs="SegoeUI-Semibold"/>
           <w:color w:val="24292E"/>
           <w:kern w:val="0"/>
           <w:sz w:val="30"/>
           <w:szCs w:val="30"/>
         </w:rPr>
-        <w:t>第五阶段：验收与答辩准备（第13周）</w:t>
-      </w:r>
-    </w:p>
-    <w:p>
-      <w:pPr>
-        <w:autoSpaceDE w:val="0"/>
-        <w:autoSpaceDN w:val="0"/>
-        <w:adjustRightInd w:val="0"/>
-        <w:spacing w:line="360" w:lineRule="auto"/>
-        <w:jc w:val="left"/>
-        <w:rPr>
-          <w:rFonts w:hint="default" w:ascii="宋体" w:hAnsi="宋体" w:eastAsia="宋体"/>
-          <w:b w:val="0"/>
-          <w:sz w:val="24"/>
-          <w:szCs w:val="24"/>
-        </w:rPr>
-      </w:pPr>
-      <w:r>
-        <w:rPr>
-          <w:rFonts w:hint="default" w:ascii="宋体" w:hAnsi="宋体" w:eastAsia="宋体"/>
-          <w:b w:val="0"/>
-          <w:sz w:val="24"/>
-          <w:szCs w:val="24"/>
-        </w:rPr>
-        <w:t>4.5.1 文档整理</w:t>
-      </w:r>
-    </w:p>
-    <w:p>
-      <w:pPr>
-        <w:autoSpaceDE w:val="0"/>
-        <w:autoSpaceDN w:val="0"/>
-        <w:adjustRightInd w:val="0"/>
-        <w:spacing w:line="360" w:lineRule="auto"/>
-        <w:jc w:val="left"/>
-        <w:rPr>
-          <w:rFonts w:hint="default" w:ascii="宋体" w:hAnsi="宋体" w:eastAsia="宋体"/>
-          <w:b w:val="0"/>
-          <w:sz w:val="24"/>
-          <w:szCs w:val="24"/>
-        </w:rPr>
-      </w:pPr>
-      <w:r>
-        <w:rPr>
-          <w:rFonts w:hint="default" w:ascii="宋体" w:hAnsi="宋体" w:eastAsia="宋体"/>
-          <w:b w:val="0"/>
-          <w:sz w:val="24"/>
-          <w:szCs w:val="24"/>
-        </w:rPr>
-        <w:t>项目说明文档</w:t>
-      </w:r>
-    </w:p>
-    <w:p>
-      <w:pPr>
-        <w:autoSpaceDE w:val="0"/>
-        <w:autoSpaceDN w:val="0"/>
-        <w:adjustRightInd w:val="0"/>
-        <w:spacing w:line="360" w:lineRule="auto"/>
-        <w:jc w:val="left"/>
-        <w:rPr>
-          <w:rFonts w:hint="default" w:ascii="宋体" w:hAnsi="宋体" w:eastAsia="宋体"/>
-          <w:b w:val="0"/>
-          <w:sz w:val="24"/>
-          <w:szCs w:val="24"/>
-        </w:rPr>
-      </w:pPr>
-      <w:r>
-        <w:rPr>
-          <w:rFonts w:hint="default" w:ascii="宋体" w:hAnsi="宋体" w:eastAsia="宋体"/>
-          <w:b w:val="0"/>
-          <w:sz w:val="24"/>
-          <w:szCs w:val="24"/>
-        </w:rPr>
-        <w:t>测试报告</w:t>
-      </w:r>
-    </w:p>
-    <w:p>
-      <w:pPr>
-        <w:autoSpaceDE w:val="0"/>
-        <w:autoSpaceDN w:val="0"/>
-        <w:adjustRightInd w:val="0"/>
-        <w:spacing w:line="360" w:lineRule="auto"/>
-        <w:jc w:val="left"/>
-        <w:rPr>
-          <w:rFonts w:hint="default" w:ascii="宋体" w:hAnsi="宋体" w:eastAsia="宋体"/>
-          <w:b w:val="0"/>
-          <w:sz w:val="24"/>
-          <w:szCs w:val="24"/>
-        </w:rPr>
-      </w:pPr>
-      <w:r>
-        <w:rPr>
-          <w:rFonts w:hint="default" w:ascii="宋体" w:hAnsi="宋体" w:eastAsia="宋体"/>
-          <w:b w:val="0"/>
-          <w:sz w:val="24"/>
-          <w:szCs w:val="24"/>
-        </w:rPr>
-        <w:t>部署与运行说明</w:t>
-      </w:r>
-      <w:r>
-        <w:rPr>
-          <w:rFonts w:hint="default" w:ascii="宋体" w:hAnsi="宋体" w:eastAsia="宋体"/>
-          <w:b w:val="0"/>
-          <w:sz w:val="24"/>
-          <w:szCs w:val="24"/>
-        </w:rPr>
-        <w:br w:type="textWrapping"/>
-      </w:r>
-      <w:r>
-        <w:rPr>
-          <w:rFonts w:hint="default" w:ascii="宋体" w:hAnsi="宋体" w:eastAsia="宋体"/>
-          <w:b w:val="0"/>
-          <w:sz w:val="24"/>
-          <w:szCs w:val="24"/>
-        </w:rPr>
-        <w:t>4.5.2 答辩材料</w:t>
-      </w:r>
-    </w:p>
-    <w:p>
-      <w:pPr>
-        <w:autoSpaceDE w:val="0"/>
-        <w:autoSpaceDN w:val="0"/>
-        <w:adjustRightInd w:val="0"/>
-        <w:spacing w:line="360" w:lineRule="auto"/>
-        <w:jc w:val="left"/>
-        <w:rPr>
-          <w:rFonts w:hint="default" w:ascii="宋体" w:hAnsi="宋体" w:eastAsia="宋体"/>
-          <w:b w:val="0"/>
-          <w:sz w:val="24"/>
-          <w:szCs w:val="24"/>
-        </w:rPr>
-      </w:pPr>
-      <w:r>
-        <w:rPr>
-          <w:rFonts w:hint="default" w:ascii="宋体" w:hAnsi="宋体" w:eastAsia="宋体"/>
-          <w:b w:val="0"/>
-          <w:sz w:val="24"/>
-          <w:szCs w:val="24"/>
-        </w:rPr>
-        <w:t>演示脚本（按业务主流程）</w:t>
-      </w:r>
-    </w:p>
-    <w:p>
-      <w:pPr>
-        <w:autoSpaceDE w:val="0"/>
-        <w:autoSpaceDN w:val="0"/>
-        <w:adjustRightInd w:val="0"/>
-        <w:spacing w:line="360" w:lineRule="auto"/>
-        <w:jc w:val="left"/>
-        <w:rPr>
-          <w:rFonts w:hint="default" w:ascii="宋体" w:hAnsi="宋体" w:eastAsia="宋体"/>
-          <w:b w:val="0"/>
-          <w:sz w:val="24"/>
-          <w:szCs w:val="24"/>
-        </w:rPr>
-      </w:pPr>
-      <w:r>
-        <w:rPr>
-          <w:rFonts w:hint="default" w:ascii="宋体" w:hAnsi="宋体" w:eastAsia="宋体"/>
-          <w:b w:val="0"/>
-          <w:sz w:val="24"/>
-          <w:szCs w:val="24"/>
-        </w:rPr>
-        <w:t>成员分工与个人贡献说明</w:t>
-      </w:r>
-      <w:r>
-        <w:rPr>
-          <w:rFonts w:hint="default" w:ascii="宋体" w:hAnsi="宋体" w:eastAsia="宋体"/>
-          <w:b w:val="0"/>
-          <w:sz w:val="24"/>
-          <w:szCs w:val="24"/>
-        </w:rPr>
-        <w:br w:type="textWrapping"/>
-      </w:r>
-      <w:r>
-        <w:rPr>
-          <w:rFonts w:hint="default" w:ascii="宋体" w:hAnsi="宋体" w:eastAsia="宋体"/>
-          <w:b w:val="0"/>
-          <w:sz w:val="24"/>
-          <w:szCs w:val="24"/>
-        </w:rPr>
-        <w:t>4.5.3 阶段产出</w:t>
-      </w:r>
-    </w:p>
-    <w:p>
-      <w:pPr>
-        <w:autoSpaceDE w:val="0"/>
-        <w:autoSpaceDN w:val="0"/>
-        <w:adjustRightInd w:val="0"/>
-        <w:spacing w:line="360" w:lineRule="auto"/>
-        <w:jc w:val="left"/>
-        <w:rPr>
-          <w:rFonts w:hint="default" w:ascii="宋体" w:hAnsi="宋体" w:eastAsia="宋体"/>
-          <w:b w:val="0"/>
-          <w:sz w:val="24"/>
-          <w:szCs w:val="24"/>
-        </w:rPr>
-      </w:pPr>
-      <w:r>
-        <w:rPr>
-          <w:rFonts w:hint="default" w:ascii="宋体" w:hAnsi="宋体" w:eastAsia="宋体"/>
-          <w:b w:val="0"/>
-          <w:sz w:val="24"/>
-          <w:szCs w:val="24"/>
-        </w:rPr>
-        <w:t>最终可提交版本 + 答辩全套材料</w:t>
-      </w:r>
-    </w:p>
-    <w:p>
-      <w:pPr>
-        <w:autoSpaceDE w:val="0"/>
-        <w:autoSpaceDN w:val="0"/>
-        <w:adjustRightInd w:val="0"/>
-        <w:spacing w:line="360" w:lineRule="auto"/>
-        <w:jc w:val="left"/>
-        <w:rPr>
-          <w:rFonts w:hint="default" w:ascii="宋体" w:hAnsi="宋体" w:eastAsia="宋体"/>
-          <w:b w:val="0"/>
-          <w:sz w:val="24"/>
-          <w:szCs w:val="24"/>
-        </w:rPr>
-      </w:pPr>
-    </w:p>
-    <w:p>
-      <w:pPr>
-        <w:autoSpaceDE w:val="0"/>
-        <w:autoSpaceDN w:val="0"/>
-        <w:adjustRightInd w:val="0"/>
-        <w:spacing w:line="360" w:lineRule="auto"/>
-        <w:jc w:val="left"/>
-        <w:rPr>
-          <w:rFonts w:ascii="宋体" w:hAnsi="宋体" w:eastAsia="宋体" w:cs="MicrosoftYaHei-Bold"/>
-          <w:bCs/>
-          <w:color w:val="24292E"/>
-          <w:kern w:val="0"/>
-          <w:sz w:val="36"/>
-          <w:szCs w:val="36"/>
-        </w:rPr>
       </w:pPr>
       <w:r>
         <w:rPr>
           <w:rFonts w:ascii="宋体" w:hAnsi="宋体" w:eastAsia="宋体" w:cs="SegoeUI-Semibold"/>
-          <w:color w:val="24292E"/>
-          <w:kern w:val="0"/>
-          <w:sz w:val="36"/>
-          <w:szCs w:val="36"/>
-        </w:rPr>
-        <w:t xml:space="preserve">5. </w:t>
-      </w:r>
-      <w:r>
-        <w:rPr>
-          <w:rFonts w:hint="eastAsia" w:ascii="宋体" w:hAnsi="宋体" w:eastAsia="宋体" w:cs="宋体"/>
-          <w:bCs/>
-          <w:color w:val="24292E"/>
-          <w:kern w:val="0"/>
-          <w:sz w:val="36"/>
-          <w:szCs w:val="36"/>
-        </w:rPr>
-        <w:t>里程碑规划</w:t>
-      </w:r>
-    </w:p>
-    <w:p>
-      <w:pPr>
-        <w:autoSpaceDE w:val="0"/>
-        <w:autoSpaceDN w:val="0"/>
-        <w:adjustRightInd w:val="0"/>
-        <w:spacing w:line="360" w:lineRule="auto"/>
-        <w:jc w:val="left"/>
-        <w:rPr>
-          <w:rFonts w:hint="eastAsia" w:ascii="宋体" w:hAnsi="宋体" w:eastAsia="宋体" w:cs="SegoeUI-Semibold"/>
           <w:color w:val="24292E"/>
           <w:kern w:val="0"/>
           <w:sz w:val="30"/>
           <w:szCs w:val="30"/>
         </w:rPr>
-      </w:pPr>
-      <w:r>
-        <w:rPr>
-          <w:rFonts w:ascii="宋体" w:hAnsi="宋体" w:eastAsia="宋体" w:cs="SegoeUI-Semibold"/>
+        <w:t xml:space="preserve">5.2 </w:t>
+      </w:r>
+      <w:r>
+        <w:rPr>
+          <w:rFonts w:hint="eastAsia" w:ascii="宋体" w:hAnsi="宋体" w:eastAsia="宋体" w:cs="SegoeUI-Semibold"/>
           <w:color w:val="24292E"/>
           <w:kern w:val="0"/>
           <w:sz w:val="30"/>
           <w:szCs w:val="30"/>
         </w:rPr>
-        <w:t xml:space="preserve">5.2 </w:t>
-      </w:r>
-      <w:r>
-        <w:rPr>
-          <w:rFonts w:hint="eastAsia" w:ascii="宋体" w:hAnsi="宋体" w:eastAsia="宋体" w:cs="SegoeUI-Semibold"/>
+        <w:t>旅游助手</w:t>
+      </w:r>
+      <w:r>
+        <w:rPr>
+          <w:rFonts w:ascii="宋体" w:hAnsi="宋体" w:eastAsia="宋体" w:cs="SegoeUI-Semibold"/>
           <w:color w:val="24292E"/>
           <w:kern w:val="0"/>
           <w:sz w:val="30"/>
           <w:szCs w:val="30"/>
         </w:rPr>
-        <w:t>旅游助手</w:t>
-      </w:r>
-      <w:r>
-        <w:rPr>
-          <w:rFonts w:ascii="宋体" w:hAnsi="宋体" w:eastAsia="宋体" w:cs="SegoeUI-Semibold"/>
+        <w:t>App</w:t>
+      </w:r>
+      <w:r>
+        <w:rPr>
+          <w:rFonts w:hint="eastAsia" w:ascii="宋体" w:hAnsi="宋体" w:eastAsia="宋体" w:cs="SegoeUI-Semibold"/>
           <w:color w:val="24292E"/>
           <w:kern w:val="0"/>
           <w:sz w:val="30"/>
           <w:szCs w:val="30"/>
         </w:rPr>
-        <w:t>App</w:t>
-      </w:r>
-      <w:r>
-        <w:rPr>
-          <w:rFonts w:hint="eastAsia" w:ascii="宋体" w:hAnsi="宋体" w:eastAsia="宋体" w:cs="SegoeUI-Semibold"/>
-          <w:color w:val="24292E"/>
-          <w:kern w:val="0"/>
-          <w:sz w:val="30"/>
-          <w:szCs w:val="30"/>
-        </w:rPr>
         <w:t>里程碑</w:t>
       </w:r>
     </w:p>
@@ -2300,20 +2629,135 @@
         <w:spacing w:line="360" w:lineRule="auto"/>
         <w:jc w:val="left"/>
         <w:rPr>
-          <w:rFonts w:ascii="宋体" w:hAnsi="宋体" w:eastAsia="宋体"/>
-        </w:rPr>
-      </w:pPr>
-      <w:r>
-        <w:rPr>
           <w:rFonts w:ascii="宋体" w:hAnsi="宋体" w:eastAsia="宋体" w:cs="SegoeUI-Semibold"/>
           <w:color w:val="24292E"/>
           <w:kern w:val="0"/>
           <w:sz w:val="24"/>
           <w:szCs w:val="24"/>
         </w:rPr>
-        <w:t>Milestone 1（第8周末）：前端本地版全流程完成，接口文档冻结</w:t>
-      </w:r>
-      <w:r>
+      </w:pPr>
+      <w:r>
+        <w:rPr>
+          <w:rFonts w:ascii="宋体" w:hAnsi="宋体" w:eastAsia="宋体" w:cs="SegoeUI-Semibold"/>
+          <w:color w:val="24292E"/>
+          <w:kern w:val="0"/>
+          <w:sz w:val="24"/>
+          <w:szCs w:val="24"/>
+        </w:rPr>
+        <w:t xml:space="preserve">Milestone 1（第8周末）：完成认证闭环（登录+注册）与前端主流程本地版 </w:t>
+      </w:r>
+    </w:p>
+    <w:p>
+      <w:pPr>
+        <w:autoSpaceDE w:val="0"/>
+        <w:autoSpaceDN w:val="0"/>
+        <w:adjustRightInd w:val="0"/>
+        <w:spacing w:line="360" w:lineRule="auto"/>
+        <w:jc w:val="left"/>
+        <w:rPr>
+          <w:rFonts w:ascii="宋体" w:hAnsi="宋体" w:eastAsia="宋体" w:cs="SegoeUI-Semibold"/>
+          <w:color w:val="24292E"/>
+          <w:kern w:val="0"/>
+          <w:sz w:val="24"/>
+          <w:szCs w:val="24"/>
+        </w:rPr>
+      </w:pPr>
+      <w:r>
+        <w:rPr>
+          <w:rFonts w:ascii="宋体" w:hAnsi="宋体" w:eastAsia="宋体" w:cs="SegoeUI-Semibold"/>
+          <w:color w:val="24292E"/>
+          <w:kern w:val="0"/>
+          <w:sz w:val="24"/>
+          <w:szCs w:val="24"/>
+        </w:rPr>
+        <w:t xml:space="preserve">Milestone 2（第10周末）：核心接口联调完成（/login、/register、/checkin、/summary/today、/history） </w:t>
+      </w:r>
+    </w:p>
+    <w:p>
+      <w:pPr>
+        <w:autoSpaceDE w:val="0"/>
+        <w:autoSpaceDN w:val="0"/>
+        <w:adjustRightInd w:val="0"/>
+        <w:spacing w:line="360" w:lineRule="auto"/>
+        <w:jc w:val="left"/>
+        <w:rPr>
+          <w:rFonts w:ascii="宋体" w:hAnsi="宋体" w:eastAsia="宋体" w:cs="SegoeUI-Semibold"/>
+          <w:color w:val="24292E"/>
+          <w:kern w:val="0"/>
+          <w:sz w:val="24"/>
+          <w:szCs w:val="24"/>
+        </w:rPr>
+      </w:pPr>
+      <w:r>
+        <w:rPr>
+          <w:rFonts w:ascii="宋体" w:hAnsi="宋体" w:eastAsia="宋体" w:cs="SegoeUI-Semibold"/>
+          <w:color w:val="24292E"/>
+          <w:kern w:val="0"/>
+          <w:sz w:val="24"/>
+          <w:szCs w:val="24"/>
+        </w:rPr>
+        <w:t xml:space="preserve">Milestone 3（第11周末）：统计分析、提醒设置、个人中心完成 </w:t>
+      </w:r>
+    </w:p>
+    <w:p>
+      <w:pPr>
+        <w:autoSpaceDE w:val="0"/>
+        <w:autoSpaceDN w:val="0"/>
+        <w:adjustRightInd w:val="0"/>
+        <w:spacing w:line="360" w:lineRule="auto"/>
+        <w:jc w:val="left"/>
+        <w:rPr>
+          <w:rFonts w:ascii="宋体" w:hAnsi="宋体" w:eastAsia="宋体" w:cs="SegoeUI-Semibold"/>
+          <w:color w:val="24292E"/>
+          <w:kern w:val="0"/>
+          <w:sz w:val="24"/>
+          <w:szCs w:val="24"/>
+        </w:rPr>
+      </w:pPr>
+      <w:r>
+        <w:rPr>
+          <w:rFonts w:ascii="宋体" w:hAnsi="宋体" w:eastAsia="宋体" w:cs="SegoeUI-Semibold"/>
+          <w:color w:val="24292E"/>
+          <w:kern w:val="0"/>
+          <w:sz w:val="24"/>
+          <w:szCs w:val="24"/>
+        </w:rPr>
+        <w:t xml:space="preserve">Milestone 4（第12周末）：管理端最小功能完成（用户/公告/反馈）并通过回归测试 </w:t>
+      </w:r>
+    </w:p>
+    <w:p>
+      <w:pPr>
+        <w:autoSpaceDE w:val="0"/>
+        <w:autoSpaceDN w:val="0"/>
+        <w:adjustRightInd w:val="0"/>
+        <w:spacing w:line="360" w:lineRule="auto"/>
+        <w:jc w:val="left"/>
+        <w:rPr>
+          <w:rFonts w:ascii="宋体" w:hAnsi="宋体" w:eastAsia="宋体" w:cs="SegoeUI-Semibold"/>
+          <w:color w:val="24292E"/>
+          <w:kern w:val="0"/>
+          <w:sz w:val="24"/>
+          <w:szCs w:val="24"/>
+        </w:rPr>
+      </w:pPr>
+      <w:r>
+        <w:rPr>
+          <w:rFonts w:ascii="宋体" w:hAnsi="宋体" w:eastAsia="宋体" w:cs="SegoeUI-Semibold"/>
+          <w:color w:val="24292E"/>
+          <w:kern w:val="0"/>
+          <w:sz w:val="24"/>
+          <w:szCs w:val="24"/>
+        </w:rPr>
+        <w:t>Milestone 5（第13周末）：最终验收与版本交付</w:t>
+      </w:r>
+    </w:p>
+    <w:p>
+      <w:pPr>
+        <w:autoSpaceDE w:val="0"/>
+        <w:autoSpaceDN w:val="0"/>
+        <w:adjustRightInd w:val="0"/>
+        <w:spacing w:line="360" w:lineRule="auto"/>
+        <w:jc w:val="left"/>
         <w:rPr>
           <w:rFonts w:hint="default" w:ascii="宋体" w:hAnsi="宋体" w:eastAsia="宋体" w:cs="SegoeUI-Semibold"/>
           <w:color w:val="24292E"/>
@@ -2321,78 +2765,7 @@
           <w:sz w:val="24"/>
           <w:szCs w:val="24"/>
         </w:rPr>
-        <w:br w:type="textWrapping"/>
-      </w:r>
-      <w:r>
-        <w:rPr>
-          <w:rFonts w:hint="default" w:ascii="宋体" w:hAnsi="宋体" w:eastAsia="宋体" w:cs="SegoeUI-Semibold"/>
-          <w:color w:val="24292E"/>
-          <w:kern w:val="0"/>
-          <w:sz w:val="24"/>
-          <w:szCs w:val="24"/>
-        </w:rPr>
-        <w:t>Milestone 2（第10周末）：前后端核心接口联调完成</w:t>
-      </w:r>
-      <w:r>
-        <w:rPr>
-          <w:rFonts w:hint="default" w:ascii="宋体" w:hAnsi="宋体" w:eastAsia="宋体" w:cs="SegoeUI-Semibold"/>
-          <w:color w:val="24292E"/>
-          <w:kern w:val="0"/>
-          <w:sz w:val="24"/>
-          <w:szCs w:val="24"/>
-        </w:rPr>
-        <w:br w:type="textWrapping"/>
-      </w:r>
-      <w:r>
-        <w:rPr>
-          <w:rFonts w:hint="default" w:ascii="宋体" w:hAnsi="宋体" w:eastAsia="宋体" w:cs="SegoeUI-Semibold"/>
-          <w:color w:val="24292E"/>
-          <w:kern w:val="0"/>
-          <w:sz w:val="24"/>
-          <w:szCs w:val="24"/>
-        </w:rPr>
-        <w:t>Milestone 3（第11周末）：功能完善与UI统一完成，形成V1.0</w:t>
-      </w:r>
-      <w:r>
-        <w:rPr>
-          <w:rFonts w:hint="default" w:ascii="宋体" w:hAnsi="宋体" w:eastAsia="宋体" w:cs="SegoeUI-Semibold"/>
-          <w:color w:val="24292E"/>
-          <w:kern w:val="0"/>
-          <w:sz w:val="24"/>
-          <w:szCs w:val="24"/>
-        </w:rPr>
-        <w:br w:type="textWrapping"/>
-      </w:r>
-      <w:r>
-        <w:rPr>
-          <w:rFonts w:hint="default" w:ascii="宋体" w:hAnsi="宋体" w:eastAsia="宋体" w:cs="SegoeUI-Semibold"/>
-          <w:color w:val="24292E"/>
-          <w:kern w:val="0"/>
-          <w:sz w:val="24"/>
-          <w:szCs w:val="24"/>
-        </w:rPr>
-        <w:t>Milestone 4（第12周末）：测试完成，关键缺陷关闭</w:t>
-      </w:r>
-      <w:r>
-        <w:rPr>
-          <w:rFonts w:hint="default" w:ascii="宋体" w:hAnsi="宋体" w:eastAsia="宋体" w:cs="SegoeUI-Semibold"/>
-          <w:color w:val="24292E"/>
-          <w:kern w:val="0"/>
-          <w:sz w:val="24"/>
-          <w:szCs w:val="24"/>
-        </w:rPr>
-        <w:br w:type="textWrapping"/>
-      </w:r>
-      <w:r>
-        <w:rPr>
-          <w:rFonts w:hint="default" w:ascii="宋体" w:hAnsi="宋体" w:eastAsia="宋体" w:cs="SegoeUI-Semibold"/>
-          <w:color w:val="24292E"/>
-          <w:kern w:val="0"/>
-          <w:sz w:val="24"/>
-          <w:szCs w:val="24"/>
-        </w:rPr>
-        <w:t>Milestone 5（第13周末）：文档/演示全部就绪并验收提交</w:t>
-      </w:r>
+      </w:pPr>
     </w:p>
     <w:sectPr>
       <w:pgSz w:w="11906" w:h="16838"/>
@@ -2507,7 +2880,7 @@
     <w:lsdException w:uiPriority="99" w:name="Document Map"/>
     <w:lsdException w:uiPriority="99" w:name="Plain Text"/>
     <w:lsdException w:uiPriority="99" w:name="E-mail Signature"/>
-    <w:lsdException w:uiPriority="99" w:name="Normal (Web)"/>
+    <w:lsdException w:qFormat="1" w:uiPriority="99" w:name="Normal (Web)"/>
     <w:lsdException w:uiPriority="99" w:name="HTML Acronym"/>
     <w:lsdException w:uiPriority="99" w:name="HTML Address"/>
     <w:lsdException w:uiPriority="99" w:name="HTML Cite"/>
@@ -2792,6 +3165,7 @@
     <w:basedOn w:val="1"/>
     <w:semiHidden/>
     <w:unhideWhenUsed/>
+    <w:qFormat/>
     <w:uiPriority w:val="99"/>
     <w:pPr>
       <w:spacing w:before="0" w:beforeAutospacing="1" w:after="0" w:afterAutospacing="1"/>
@@ -2808,6 +3182,7 @@
     <w:name w:val="标题 1 字符"/>
     <w:basedOn w:val="8"/>
     <w:link w:val="2"/>
+    <w:qFormat/>
     <w:uiPriority w:val="9"/>
     <w:rPr>
       <w:b/>
@@ -2821,6 +3196,7 @@
     <w:name w:val="标题 2 字符"/>
     <w:basedOn w:val="8"/>
     <w:link w:val="3"/>
+    <w:qFormat/>
     <w:uiPriority w:val="9"/>
     <w:rPr>
       <w:rFonts w:asciiTheme="majorHAnsi" w:hAnsiTheme="majorHAnsi" w:eastAsiaTheme="majorEastAsia" w:cstheme="majorBidi"/>
@@ -2834,6 +3210,7 @@
     <w:name w:val="标题 3 字符"/>
     <w:basedOn w:val="8"/>
     <w:link w:val="4"/>
+    <w:qFormat/>
     <w:uiPriority w:val="9"/>
     <w:rPr>
       <w:b/>
